--- a/docs/tech/jmeter/Recording 후,  JMeter로 성능 테스트 하는 절차.docx
+++ b/docs/tech/jmeter/Recording 후,  JMeter로 성능 테스트 하는 절차.docx
@@ -1,6 +1,6 @@
 
 <file path=word/document.xml><?xml version="1.0" encoding="utf-8"?>
-<w:document xmlns:wpc="http://schemas.microsoft.com/office/word/2010/wordprocessingCanvas" xmlns:cx="http://schemas.microsoft.com/office/drawing/2014/chartex" xmlns:mc="http://schemas.openxmlformats.org/markup-compatibility/2006" xmlns:o="urn:schemas-microsoft-com:office:office" xmlns:r="http://schemas.openxmlformats.org/officeDocument/2006/relationships" xmlns:m="http://schemas.openxmlformats.org/officeDocument/2006/math" xmlns:v="urn:schemas-microsoft-com:vml" xmlns:wp14="http://schemas.microsoft.com/office/word/2010/wordprocessingDrawing" xmlns:wp="http://schemas.openxmlformats.org/drawingml/2006/wordprocessingDrawing" xmlns:w10="urn:schemas-microsoft-com:office:word" xmlns:w="http://schemas.openxmlformats.org/wordprocessingml/2006/main" xmlns:w14="http://schemas.microsoft.com/office/word/2010/wordml" xmlns:w15="http://schemas.microsoft.com/office/word/2012/wordml" xmlns:w16se="http://schemas.microsoft.com/office/word/2015/wordml/symex" xmlns:wpg="http://schemas.microsoft.com/office/word/2010/wordprocessingGroup" xmlns:wpi="http://schemas.microsoft.com/office/word/2010/wordprocessingInk" xmlns:wne="http://schemas.microsoft.com/office/word/2006/wordml" xmlns:wps="http://schemas.microsoft.com/office/word/2010/wordprocessingShape" mc:Ignorable="w14 w15 w16se wp14">
+<w:document xmlns:wpc="http://schemas.microsoft.com/office/word/2010/wordprocessingCanvas" xmlns:cx="http://schemas.microsoft.com/office/drawing/2014/chartex" xmlns:cx1="http://schemas.microsoft.com/office/drawing/2015/9/8/chartex" xmlns:cx2="http://schemas.microsoft.com/office/drawing/2015/10/21/chartex" xmlns:cx3="http://schemas.microsoft.com/office/drawing/2016/5/9/chartex" xmlns:cx4="http://schemas.microsoft.com/office/drawing/2016/5/10/chartex" xmlns:cx5="http://schemas.microsoft.com/office/drawing/2016/5/11/chartex" xmlns:cx6="http://schemas.microsoft.com/office/drawing/2016/5/12/chartex" xmlns:cx7="http://schemas.microsoft.com/office/drawing/2016/5/13/chartex" xmlns:cx8="http://schemas.microsoft.com/office/drawing/2016/5/14/chartex" xmlns:mc="http://schemas.openxmlformats.org/markup-compatibility/2006" xmlns:aink="http://schemas.microsoft.com/office/drawing/2016/ink" xmlns:am3d="http://schemas.microsoft.com/office/drawing/2017/model3d" xmlns:o="urn:schemas-microsoft-com:office:office" xmlns:r="http://schemas.openxmlformats.org/officeDocument/2006/relationships" xmlns:m="http://schemas.openxmlformats.org/officeDocument/2006/math" xmlns:v="urn:schemas-microsoft-com:vml" xmlns:wp14="http://schemas.microsoft.com/office/word/2010/wordprocessingDrawing" xmlns:wp="http://schemas.openxmlformats.org/drawingml/2006/wordprocessingDrawing" xmlns:w10="urn:schemas-microsoft-com:office:word" xmlns:w="http://schemas.openxmlformats.org/wordprocessingml/2006/main" xmlns:w14="http://schemas.microsoft.com/office/word/2010/wordml" xmlns:w15="http://schemas.microsoft.com/office/word/2012/wordml" xmlns:w16cid="http://schemas.microsoft.com/office/word/2016/wordml/cid" xmlns:w16se="http://schemas.microsoft.com/office/word/2015/wordml/symex" xmlns:wpg="http://schemas.microsoft.com/office/word/2010/wordprocessingGroup" xmlns:wpi="http://schemas.microsoft.com/office/word/2010/wordprocessingInk" xmlns:wne="http://schemas.microsoft.com/office/word/2006/wordml" xmlns:wps="http://schemas.microsoft.com/office/word/2010/wordprocessingShape" mc:Ignorable="w14 w15 w16se w16cid wp14">
   <w:body>
     <w:p>
       <w:pPr>
@@ -70,31 +70,22 @@
           <w:b/>
           <w:sz w:val="28"/>
         </w:rPr>
-        <w:t xml:space="preserve"> </w:t>
-      </w:r>
-      <w:proofErr w:type="spellStart"/>
-      <w:r>
-        <w:rPr>
+        <w:t xml:space="preserve"> JMeter</w:t>
+      </w:r>
+      <w:r>
+        <w:rPr>
+          <w:rFonts w:hint="eastAsia"/>
           <w:b/>
           <w:sz w:val="28"/>
         </w:rPr>
-        <w:t>JMeter</w:t>
-      </w:r>
-      <w:proofErr w:type="spellEnd"/>
+        <w:t xml:space="preserve">로 성능 </w:t>
+      </w:r>
       <w:r>
         <w:rPr>
           <w:rFonts w:hint="eastAsia"/>
           <w:b/>
           <w:sz w:val="28"/>
         </w:rPr>
-        <w:t xml:space="preserve">로 성능 </w:t>
-      </w:r>
-      <w:r>
-        <w:rPr>
-          <w:rFonts w:hint="eastAsia"/>
-          <w:b/>
-          <w:sz w:val="28"/>
-        </w:rPr>
         <w:t>테스트 하는 절차]</w:t>
       </w:r>
     </w:p>
@@ -121,6 +112,8 @@
         </w:rPr>
         <w:t>1. 설치</w:t>
       </w:r>
+      <w:bookmarkStart w:id="0" w:name="_GoBack"/>
+      <w:bookmarkEnd w:id="0"/>
     </w:p>
     <w:p>
       <w:pPr>
@@ -1334,6 +1327,179 @@
         <w:rPr>
           <w:rFonts w:hint="eastAsia"/>
         </w:rPr>
+        <w:t xml:space="preserve">- </w:t>
+      </w:r>
+      <w:r>
+        <w:t>Follow Redirects</w:t>
+      </w:r>
+      <w:r>
+        <w:rPr>
+          <w:rFonts w:hint="eastAsia"/>
+        </w:rPr>
+        <w:t>를 체크해제 합니다.</w:t>
+      </w:r>
+    </w:p>
+    <w:p>
+      <w:pPr>
+        <w:pStyle w:val="a4"/>
+        <w:rPr>
+          <w:rFonts w:hint="eastAsia"/>
+        </w:rPr>
+      </w:pPr>
+      <w:r>
+        <w:rPr>
+          <w:rFonts w:hint="eastAsia"/>
+        </w:rPr>
+        <w:t xml:space="preserve"> </w:t>
+      </w:r>
+      <w:r>
+        <w:t xml:space="preserve"> </w:t>
+      </w:r>
+      <w:r>
+        <w:t>- 이 옵션을 해제하지 않으면 JMeter가 테스트 수행 시 redirection을 자동으로 수행해 동일한 요청이 2번 전송됨</w:t>
+      </w:r>
+    </w:p>
+    <w:p>
+      <w:pPr>
+        <w:pStyle w:val="a4"/>
+      </w:pPr>
+      <w:r>
+        <w:rPr>
+          <w:noProof/>
+        </w:rPr>
+        <mc:AlternateContent>
+          <mc:Choice Requires="wps">
+            <w:drawing>
+              <wp:anchor distT="0" distB="0" distL="114300" distR="114300" simplePos="0" relativeHeight="251659264" behindDoc="0" locked="0" layoutInCell="1" allowOverlap="1">
+                <wp:simplePos x="0" y="0"/>
+                <wp:positionH relativeFrom="column">
+                  <wp:posOffset>4610100</wp:posOffset>
+                </wp:positionH>
+                <wp:positionV relativeFrom="paragraph">
+                  <wp:posOffset>1174115</wp:posOffset>
+                </wp:positionV>
+                <wp:extent cx="304800" cy="238125"/>
+                <wp:effectExtent l="19050" t="19050" r="19050" b="28575"/>
+                <wp:wrapNone/>
+                <wp:docPr id="10" name="직사각형 10"/>
+                <wp:cNvGraphicFramePr/>
+                <a:graphic xmlns:a="http://schemas.openxmlformats.org/drawingml/2006/main">
+                  <a:graphicData uri="http://schemas.microsoft.com/office/word/2010/wordprocessingShape">
+                    <wps:wsp>
+                      <wps:cNvSpPr/>
+                      <wps:spPr>
+                        <a:xfrm>
+                          <a:off x="0" y="0"/>
+                          <a:ext cx="304800" cy="238125"/>
+                        </a:xfrm>
+                        <a:prstGeom prst="rect">
+                          <a:avLst/>
+                        </a:prstGeom>
+                        <a:noFill/>
+                        <a:ln w="28575">
+                          <a:solidFill>
+                            <a:srgbClr val="FF0000"/>
+                          </a:solidFill>
+                        </a:ln>
+                      </wps:spPr>
+                      <wps:style>
+                        <a:lnRef idx="2">
+                          <a:schemeClr val="accent1">
+                            <a:shade val="50000"/>
+                          </a:schemeClr>
+                        </a:lnRef>
+                        <a:fillRef idx="1">
+                          <a:schemeClr val="accent1"/>
+                        </a:fillRef>
+                        <a:effectRef idx="0">
+                          <a:schemeClr val="accent1"/>
+                        </a:effectRef>
+                        <a:fontRef idx="minor">
+                          <a:schemeClr val="lt1"/>
+                        </a:fontRef>
+                      </wps:style>
+                      <wps:bodyPr rot="0" spcFirstLastPara="0" vertOverflow="overflow" horzOverflow="overflow" vert="horz" wrap="square" lIns="91440" tIns="45720" rIns="91440" bIns="45720" numCol="1" spcCol="0" rtlCol="0" fromWordArt="0" anchor="ctr" anchorCtr="0" forceAA="0" compatLnSpc="1">
+                        <a:prstTxWarp prst="textNoShape">
+                          <a:avLst/>
+                        </a:prstTxWarp>
+                        <a:noAutofit/>
+                      </wps:bodyPr>
+                    </wps:wsp>
+                  </a:graphicData>
+                </a:graphic>
+                <wp14:sizeRelH relativeFrom="margin">
+                  <wp14:pctWidth>0</wp14:pctWidth>
+                </wp14:sizeRelH>
+                <wp14:sizeRelV relativeFrom="margin">
+                  <wp14:pctHeight>0</wp14:pctHeight>
+                </wp14:sizeRelV>
+              </wp:anchor>
+            </w:drawing>
+          </mc:Choice>
+          <mc:Fallback>
+            <w:pict>
+              <v:rect w14:anchorId="14BBCA75" id="직사각형 10" o:spid="_x0000_s1026" style="position:absolute;left:0;text-align:left;margin-left:363pt;margin-top:92.45pt;width:24pt;height:18.75pt;z-index:251659264;visibility:visible;mso-wrap-style:square;mso-width-percent:0;mso-height-percent:0;mso-wrap-distance-left:9pt;mso-wrap-distance-top:0;mso-wrap-distance-right:9pt;mso-wrap-distance-bottom:0;mso-position-horizontal:absolute;mso-position-horizontal-relative:text;mso-position-vertical:absolute;mso-position-vertical-relative:text;mso-width-percent:0;mso-height-percent:0;mso-width-relative:margin;mso-height-relative:margin;v-text-anchor:middle" o:gfxdata="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" filled="f" strokecolor="red" strokeweight="2.25pt"/>
+            </w:pict>
+          </mc:Fallback>
+        </mc:AlternateContent>
+      </w:r>
+      <w:r>
+        <w:rPr>
+          <w:noProof/>
+        </w:rPr>
+        <w:drawing>
+          <wp:inline distT="0" distB="0" distL="0" distR="0" wp14:anchorId="6AACAD7E" wp14:editId="29A54705">
+            <wp:extent cx="5731510" cy="2008505"/>
+            <wp:effectExtent l="0" t="0" r="2540" b="0"/>
+            <wp:docPr id="8" name="그림 8"/>
+            <wp:cNvGraphicFramePr>
+              <a:graphicFrameLocks xmlns:a="http://schemas.openxmlformats.org/drawingml/2006/main" noChangeAspect="1"/>
+            </wp:cNvGraphicFramePr>
+            <a:graphic xmlns:a="http://schemas.openxmlformats.org/drawingml/2006/main">
+              <a:graphicData uri="http://schemas.openxmlformats.org/drawingml/2006/picture">
+                <pic:pic xmlns:pic="http://schemas.openxmlformats.org/drawingml/2006/picture">
+                  <pic:nvPicPr>
+                    <pic:cNvPr id="1" name=""/>
+                    <pic:cNvPicPr/>
+                  </pic:nvPicPr>
+                  <pic:blipFill>
+                    <a:blip r:embed="rId15"/>
+                    <a:stretch>
+                      <a:fillRect/>
+                    </a:stretch>
+                  </pic:blipFill>
+                  <pic:spPr>
+                    <a:xfrm>
+                      <a:off x="0" y="0"/>
+                      <a:ext cx="5731510" cy="2008505"/>
+                    </a:xfrm>
+                    <a:prstGeom prst="rect">
+                      <a:avLst/>
+                    </a:prstGeom>
+                  </pic:spPr>
+                </pic:pic>
+              </a:graphicData>
+            </a:graphic>
+          </wp:inline>
+        </w:drawing>
+      </w:r>
+    </w:p>
+    <w:p>
+      <w:pPr>
+        <w:pStyle w:val="a4"/>
+        <w:rPr>
+          <w:rFonts w:hint="eastAsia"/>
+        </w:rPr>
+      </w:pPr>
+    </w:p>
+    <w:p>
+      <w:pPr>
+        <w:pStyle w:val="a4"/>
+      </w:pPr>
+      <w:r>
+        <w:rPr>
+          <w:rFonts w:hint="eastAsia"/>
+        </w:rPr>
         <w:t>- 테스트를 원하는 사이트에 접속</w:t>
       </w:r>
       <w:r>
@@ -1351,7 +1517,7 @@
       <w:r>
         <w:t xml:space="preserve"> </w:t>
       </w:r>
-      <w:hyperlink r:id="rId15" w:history="1">
+      <w:hyperlink r:id="rId16" w:history="1">
         <w:r>
           <w:rPr>
             <w:rStyle w:val="a3"/>
@@ -1437,7 +1603,7 @@
                     <pic:cNvPicPr/>
                   </pic:nvPicPr>
                   <pic:blipFill>
-                    <a:blip r:embed="rId16"/>
+                    <a:blip r:embed="rId17"/>
                     <a:stretch>
                       <a:fillRect/>
                     </a:stretch>
@@ -1522,6 +1688,7 @@
         <w:rPr>
           <w:noProof/>
         </w:rPr>
+        <w:lastRenderedPageBreak/>
         <w:drawing>
           <wp:inline distT="0" distB="0" distL="0" distR="0" wp14:anchorId="76D92654" wp14:editId="33576430">
             <wp:extent cx="3138073" cy="2794958"/>
@@ -1538,7 +1705,7 @@
                     <pic:cNvPicPr/>
                   </pic:nvPicPr>
                   <pic:blipFill>
-                    <a:blip r:embed="rId17"/>
+                    <a:blip r:embed="rId18"/>
                     <a:stretch>
                       <a:fillRect/>
                     </a:stretch>
@@ -1589,22 +1756,7 @@
         <w:rPr>
           <w:rFonts w:hint="eastAsia"/>
         </w:rPr>
-        <w:lastRenderedPageBreak/>
-        <w:t xml:space="preserve">- </w:t>
-      </w:r>
-      <w:proofErr w:type="spellStart"/>
-      <w:r>
-        <w:rPr>
-          <w:rFonts w:hint="eastAsia"/>
-        </w:rPr>
-        <w:t>JMeter</w:t>
-      </w:r>
-      <w:proofErr w:type="spellEnd"/>
-      <w:r>
-        <w:rPr>
-          <w:rFonts w:hint="eastAsia"/>
-        </w:rPr>
-        <w:t xml:space="preserve">에서 </w:t>
+        <w:t xml:space="preserve">- JMeter에서 </w:t>
       </w:r>
       <w:r>
         <w:t>start</w:t>
@@ -1657,7 +1809,7 @@
                     <pic:cNvPicPr/>
                   </pic:nvPicPr>
                   <pic:blipFill>
-                    <a:blip r:embed="rId18"/>
+                    <a:blip r:embed="rId19"/>
                     <a:stretch>
                       <a:fillRect/>
                     </a:stretch>
@@ -1731,7 +1883,7 @@
                     <pic:cNvPicPr/>
                   </pic:nvPicPr>
                   <pic:blipFill>
-                    <a:blip r:embed="rId19"/>
+                    <a:blip r:embed="rId20"/>
                     <a:stretch>
                       <a:fillRect/>
                     </a:stretch>
@@ -1772,21 +1924,8 @@
         <w:rPr>
           <w:rFonts w:hint="eastAsia"/>
         </w:rPr>
-        <w:t xml:space="preserve">- </w:t>
-      </w:r>
-      <w:proofErr w:type="spellStart"/>
-      <w:r>
-        <w:rPr>
-          <w:rFonts w:hint="eastAsia"/>
-        </w:rPr>
-        <w:t>레코더창이</w:t>
-      </w:r>
-      <w:proofErr w:type="spellEnd"/>
-      <w:r>
-        <w:rPr>
-          <w:rFonts w:hint="eastAsia"/>
-        </w:rPr>
-        <w:t xml:space="preserve"> </w:t>
+        <w:lastRenderedPageBreak/>
+        <w:t xml:space="preserve">- 레코더창이 </w:t>
       </w:r>
       <w:r>
         <w:rPr>
@@ -1819,7 +1958,7 @@
                     <pic:cNvPicPr/>
                   </pic:nvPicPr>
                   <pic:blipFill>
-                    <a:blip r:embed="rId20"/>
+                    <a:blip r:embed="rId21"/>
                     <a:stretch>
                       <a:fillRect/>
                     </a:stretch>
@@ -1902,7 +2041,7 @@
                     <pic:cNvPicPr/>
                   </pic:nvPicPr>
                   <pic:blipFill>
-                    <a:blip r:embed="rId21"/>
+                    <a:blip r:embed="rId22"/>
                     <a:stretch>
                       <a:fillRect/>
                     </a:stretch>
@@ -1943,7 +2082,6 @@
         <w:rPr>
           <w:rFonts w:hint="eastAsia"/>
         </w:rPr>
-        <w:lastRenderedPageBreak/>
         <w:t xml:space="preserve">- </w:t>
       </w:r>
       <w:r>
@@ -2004,7 +2142,7 @@
                     <pic:cNvPicPr/>
                   </pic:nvPicPr>
                   <pic:blipFill>
-                    <a:blip r:embed="rId22"/>
+                    <a:blip r:embed="rId23"/>
                     <a:stretch>
                       <a:fillRect/>
                     </a:stretch>
@@ -2105,94 +2243,99 @@
       <w:r>
         <w:t xml:space="preserve">, </w:t>
       </w:r>
+      <w:r>
+        <w:rPr>
+          <w:rFonts w:hint="eastAsia"/>
+        </w:rPr>
+        <w:t>이미지파일</w:t>
+      </w:r>
+      <w:r>
+        <w:t xml:space="preserve"> </w:t>
+      </w:r>
+      <w:r>
+        <w:rPr>
+          <w:rFonts w:hint="eastAsia"/>
+        </w:rPr>
+        <w:t>등의 파일!</w:t>
+      </w:r>
+      <w:r>
+        <w:t>)</w:t>
+      </w:r>
+    </w:p>
+    <w:p>
+      <w:pPr>
+        <w:pStyle w:val="a4"/>
+        <w:ind w:left="200" w:hangingChars="100" w:hanging="200"/>
+      </w:pPr>
+      <w:r>
+        <w:lastRenderedPageBreak/>
+        <w:t>#</w:t>
+      </w:r>
+      <w:r>
+        <w:rPr>
+          <w:rFonts w:hint="eastAsia"/>
+        </w:rPr>
+        <w:t xml:space="preserve"> </w:t>
+      </w:r>
+      <w:r>
+        <w:rPr>
+          <w:rFonts w:hint="eastAsia"/>
+        </w:rPr>
+        <w:t>요청</w:t>
+      </w:r>
+      <w:r>
+        <w:t xml:space="preserve"> </w:t>
+      </w:r>
       <w:proofErr w:type="spellStart"/>
       <w:r>
-        <w:rPr>
-          <w:rFonts w:hint="eastAsia"/>
-        </w:rPr>
-        <w:t>이미지파일</w:t>
+        <w:t>url</w:t>
       </w:r>
       <w:proofErr w:type="spellEnd"/>
       <w:r>
+        <w:rPr>
+          <w:rFonts w:hint="eastAsia"/>
+        </w:rPr>
+        <w:t>의 세부 내용을 보면 자동으로 서버 이름과 프로토콜,</w:t>
+      </w:r>
+      <w:r>
         <w:t xml:space="preserve"> </w:t>
       </w:r>
-      <w:r>
-        <w:rPr>
-          <w:rFonts w:hint="eastAsia"/>
-        </w:rPr>
-        <w:t>등의 파일!</w:t>
-      </w:r>
-      <w:r>
-        <w:t>)</w:t>
-      </w:r>
-    </w:p>
-    <w:p>
-      <w:pPr>
-        <w:pStyle w:val="a4"/>
-        <w:ind w:left="200" w:hangingChars="100" w:hanging="200"/>
-      </w:pPr>
-      <w:r>
-        <w:t>#</w:t>
-      </w:r>
-      <w:r>
-        <w:rPr>
-          <w:rFonts w:hint="eastAsia"/>
-        </w:rPr>
+      <w:proofErr w:type="spellStart"/>
+      <w:r>
+        <w:rPr>
+          <w:rFonts w:hint="eastAsia"/>
+        </w:rPr>
+        <w:t>매서드</w:t>
+      </w:r>
+      <w:proofErr w:type="spellEnd"/>
+      <w:r>
+        <w:rPr>
+          <w:rFonts w:hint="eastAsia"/>
+        </w:rPr>
+        <w:t xml:space="preserve"> 방식과 주소,</w:t>
+      </w:r>
+      <w:r>
         <w:t xml:space="preserve"> </w:t>
       </w:r>
       <w:r>
         <w:rPr>
           <w:rFonts w:hint="eastAsia"/>
         </w:rPr>
-        <w:t>요청</w:t>
-      </w:r>
-      <w:r>
-        <w:t xml:space="preserve"> </w:t>
+        <w:t xml:space="preserve">파라미터가 입력되어서 </w:t>
       </w:r>
       <w:proofErr w:type="spellStart"/>
       <w:r>
-        <w:t>url</w:t>
+        <w:rPr>
+          <w:rFonts w:hint="eastAsia"/>
+        </w:rPr>
+        <w:t>보여짐</w:t>
       </w:r>
       <w:proofErr w:type="spellEnd"/>
       <w:r>
         <w:rPr>
           <w:rFonts w:hint="eastAsia"/>
         </w:rPr>
-        <w:t>의 세부 내용을 보면 자동으로 서버 이름과 프로토콜,</w:t>
-      </w:r>
-      <w:r>
-        <w:t xml:space="preserve"> </w:t>
-      </w:r>
-      <w:proofErr w:type="spellStart"/>
-      <w:r>
-        <w:rPr>
-          <w:rFonts w:hint="eastAsia"/>
-        </w:rPr>
-        <w:t>매서드</w:t>
-      </w:r>
-      <w:proofErr w:type="spellEnd"/>
-      <w:r>
-        <w:rPr>
-          <w:rFonts w:hint="eastAsia"/>
-        </w:rPr>
-        <w:t xml:space="preserve"> 방식과 주소,</w:t>
-      </w:r>
-      <w:r>
-        <w:t xml:space="preserve"> </w:t>
-      </w:r>
-      <w:proofErr w:type="spellStart"/>
-      <w:r>
-        <w:rPr>
-          <w:rFonts w:hint="eastAsia"/>
-        </w:rPr>
-        <w:t>파라미터가</w:t>
-      </w:r>
-      <w:proofErr w:type="spellEnd"/>
-      <w:r>
-        <w:rPr>
-          <w:rFonts w:hint="eastAsia"/>
-        </w:rPr>
-        <w:t xml:space="preserve"> 입력되어서 보여짐.</w:t>
+        <w:t>.</w:t>
       </w:r>
     </w:p>
     <w:p>
@@ -2220,7 +2363,7 @@
                     <pic:cNvPicPr/>
                   </pic:nvPicPr>
                   <pic:blipFill>
-                    <a:blip r:embed="rId23"/>
+                    <a:blip r:embed="rId24"/>
                     <a:stretch>
                       <a:fillRect/>
                     </a:stretch>
@@ -2275,7 +2418,6 @@
           <w:sz w:val="26"/>
           <w:szCs w:val="26"/>
         </w:rPr>
-        <w:lastRenderedPageBreak/>
         <w:t>5</w:t>
       </w:r>
       <w:r>
@@ -2294,17 +2436,16 @@
           <w:sz w:val="26"/>
           <w:szCs w:val="26"/>
         </w:rPr>
-        <w:t xml:space="preserve">다중 </w:t>
+        <w:t xml:space="preserve">다중 로그인을 위해 </w:t>
       </w:r>
       <w:proofErr w:type="spellStart"/>
       <w:r>
         <w:rPr>
-          <w:rFonts w:hint="eastAsia"/>
           <w:b/>
           <w:sz w:val="26"/>
           <w:szCs w:val="26"/>
         </w:rPr>
-        <w:t>로그인을</w:t>
+        <w:t>userid</w:t>
       </w:r>
       <w:proofErr w:type="spellEnd"/>
       <w:r>
@@ -2314,18 +2455,16 @@
           <w:sz w:val="26"/>
           <w:szCs w:val="26"/>
         </w:rPr>
-        <w:t xml:space="preserve"> 위해 </w:t>
-      </w:r>
-      <w:proofErr w:type="spellStart"/>
+        <w:t xml:space="preserve">와 </w:t>
+      </w:r>
       <w:r>
         <w:rPr>
           <w:b/>
           <w:sz w:val="26"/>
           <w:szCs w:val="26"/>
         </w:rPr>
-        <w:t>userid</w:t>
-      </w:r>
-      <w:proofErr w:type="spellEnd"/>
+        <w:t>password</w:t>
+      </w:r>
       <w:r>
         <w:rPr>
           <w:rFonts w:hint="eastAsia"/>
@@ -2333,7 +2472,7 @@
           <w:sz w:val="26"/>
           <w:szCs w:val="26"/>
         </w:rPr>
-        <w:t xml:space="preserve">와 </w:t>
+        <w:t xml:space="preserve">를 암호화하여 </w:t>
       </w:r>
       <w:r>
         <w:rPr>
@@ -2341,7 +2480,7 @@
           <w:sz w:val="26"/>
           <w:szCs w:val="26"/>
         </w:rPr>
-        <w:t>password</w:t>
+        <w:t>csv</w:t>
       </w:r>
       <w:r>
         <w:rPr>
@@ -2350,7 +2489,7 @@
           <w:sz w:val="26"/>
           <w:szCs w:val="26"/>
         </w:rPr>
-        <w:t xml:space="preserve">를 암호화하여 </w:t>
+        <w:t xml:space="preserve">파일로 저장한 후, </w:t>
       </w:r>
       <w:r>
         <w:rPr>
@@ -2358,7 +2497,7 @@
           <w:sz w:val="26"/>
           <w:szCs w:val="26"/>
         </w:rPr>
-        <w:t>csv</w:t>
+        <w:t>JMeter</w:t>
       </w:r>
       <w:r>
         <w:rPr>
@@ -2367,18 +2506,16 @@
           <w:sz w:val="26"/>
           <w:szCs w:val="26"/>
         </w:rPr>
-        <w:t xml:space="preserve">파일로 저장한 후, </w:t>
-      </w:r>
-      <w:proofErr w:type="spellStart"/>
+        <w:t xml:space="preserve">에서 </w:t>
+      </w:r>
       <w:r>
         <w:rPr>
           <w:b/>
           <w:sz w:val="26"/>
           <w:szCs w:val="26"/>
         </w:rPr>
-        <w:t>JMeter</w:t>
-      </w:r>
-      <w:proofErr w:type="spellEnd"/>
+        <w:t xml:space="preserve">csv </w:t>
+      </w:r>
       <w:r>
         <w:rPr>
           <w:rFonts w:hint="eastAsia"/>
@@ -2386,12 +2523,40 @@
           <w:sz w:val="26"/>
           <w:szCs w:val="26"/>
         </w:rPr>
-        <w:t xml:space="preserve">에서 </w:t>
-      </w:r>
-      <w:r>
-        <w:rPr>
-          <w:b/>
-          <w:sz w:val="26"/>
+        <w:t>설정하기</w:t>
+      </w:r>
+    </w:p>
+    <w:p>
+      <w:pPr>
+        <w:pStyle w:val="a4"/>
+        <w:rPr>
+          <w:szCs w:val="26"/>
+        </w:rPr>
+      </w:pPr>
+    </w:p>
+    <w:p>
+      <w:pPr>
+        <w:pStyle w:val="a4"/>
+        <w:rPr>
+          <w:szCs w:val="26"/>
+        </w:rPr>
+      </w:pPr>
+      <w:r>
+        <w:rPr>
+          <w:rFonts w:hint="eastAsia"/>
+          <w:szCs w:val="26"/>
+        </w:rPr>
+        <w:t xml:space="preserve">- </w:t>
+      </w:r>
+      <w:r>
+        <w:rPr>
+          <w:rFonts w:hint="eastAsia"/>
+          <w:szCs w:val="26"/>
+        </w:rPr>
+        <w:t xml:space="preserve">아이디 관련 </w:t>
+      </w:r>
+      <w:r>
+        <w:rPr>
           <w:szCs w:val="26"/>
         </w:rPr>
         <w:t xml:space="preserve">csv </w:t>
@@ -2399,11 +2564,9 @@
       <w:r>
         <w:rPr>
           <w:rFonts w:hint="eastAsia"/>
-          <w:b/>
-          <w:sz w:val="26"/>
-          <w:szCs w:val="26"/>
-        </w:rPr>
-        <w:t>설정하기</w:t>
+          <w:szCs w:val="26"/>
+        </w:rPr>
+        <w:t>파일을 생성합니다.</w:t>
       </w:r>
     </w:p>
     <w:p>
@@ -2428,49 +2591,6 @@
         </w:rPr>
         <w:t xml:space="preserve">- </w:t>
       </w:r>
-      <w:r>
-        <w:rPr>
-          <w:rFonts w:hint="eastAsia"/>
-          <w:szCs w:val="26"/>
-        </w:rPr>
-        <w:t xml:space="preserve">아이디 관련 </w:t>
-      </w:r>
-      <w:r>
-        <w:rPr>
-          <w:szCs w:val="26"/>
-        </w:rPr>
-        <w:t xml:space="preserve">csv </w:t>
-      </w:r>
-      <w:r>
-        <w:rPr>
-          <w:rFonts w:hint="eastAsia"/>
-          <w:szCs w:val="26"/>
-        </w:rPr>
-        <w:t>파일을 생성합니다.</w:t>
-      </w:r>
-    </w:p>
-    <w:p>
-      <w:pPr>
-        <w:pStyle w:val="a4"/>
-        <w:rPr>
-          <w:szCs w:val="26"/>
-        </w:rPr>
-      </w:pPr>
-    </w:p>
-    <w:p>
-      <w:pPr>
-        <w:pStyle w:val="a4"/>
-        <w:rPr>
-          <w:szCs w:val="26"/>
-        </w:rPr>
-      </w:pPr>
-      <w:r>
-        <w:rPr>
-          <w:rFonts w:hint="eastAsia"/>
-          <w:szCs w:val="26"/>
-        </w:rPr>
-        <w:t xml:space="preserve">- </w:t>
-      </w:r>
       <w:proofErr w:type="spellStart"/>
       <w:r>
         <w:rPr>
@@ -2497,16 +2617,8 @@
         <w:rPr>
           <w:szCs w:val="26"/>
         </w:rPr>
-        <w:t xml:space="preserve">CSV Data Set </w:t>
-      </w:r>
-      <w:proofErr w:type="spellStart"/>
-      <w:r>
-        <w:rPr>
-          <w:szCs w:val="26"/>
-        </w:rPr>
-        <w:t>Config</w:t>
-      </w:r>
-      <w:proofErr w:type="spellEnd"/>
+        <w:t>CSV Data Set Config</w:t>
+      </w:r>
       <w:r>
         <w:rPr>
           <w:rFonts w:hint="eastAsia"/>
@@ -2542,7 +2654,7 @@
                     <pic:cNvPicPr/>
                   </pic:nvPicPr>
                   <pic:blipFill>
-                    <a:blip r:embed="rId24"/>
+                    <a:blip r:embed="rId25"/>
                     <a:stretch>
                       <a:fillRect/>
                     </a:stretch>
@@ -2644,18 +2756,12 @@
         </w:rPr>
         <w:t xml:space="preserve">에는 </w:t>
       </w:r>
-      <w:r>
-        <w:rPr>
-          <w:szCs w:val="26"/>
-        </w:rPr>
-        <w:t>USERNAME</w:t>
-      </w:r>
       <w:proofErr w:type="gramStart"/>
       <w:r>
         <w:rPr>
           <w:szCs w:val="26"/>
         </w:rPr>
-        <w:t>,PASSWORD</w:t>
+        <w:t>USERNAME,PASSWORD</w:t>
       </w:r>
       <w:proofErr w:type="gramEnd"/>
       <w:r>
@@ -2717,6 +2823,7 @@
         <w:rPr>
           <w:noProof/>
         </w:rPr>
+        <w:lastRenderedPageBreak/>
         <w:drawing>
           <wp:inline distT="0" distB="0" distL="0" distR="0" wp14:anchorId="4FD6B17B" wp14:editId="0071063A">
             <wp:extent cx="5731510" cy="2040890"/>
@@ -2733,7 +2840,7 @@
                     <pic:cNvPicPr/>
                   </pic:nvPicPr>
                   <pic:blipFill>
-                    <a:blip r:embed="rId25"/>
+                    <a:blip r:embed="rId26"/>
                     <a:stretch>
                       <a:fillRect/>
                     </a:stretch>
@@ -2835,8 +2942,6 @@
         </w:rPr>
         <w:t>word</w:t>
       </w:r>
-      <w:bookmarkStart w:id="0" w:name="_GoBack"/>
-      <w:bookmarkEnd w:id="0"/>
       <w:r>
         <w:rPr>
           <w:rFonts w:hint="eastAsia"/>
@@ -2868,23 +2973,7 @@
           <w:rFonts w:hint="eastAsia"/>
           <w:szCs w:val="26"/>
         </w:rPr>
-        <w:t xml:space="preserve">형식으로 위에서 지정한 </w:t>
-      </w:r>
-      <w:proofErr w:type="spellStart"/>
-      <w:r>
-        <w:rPr>
-          <w:rFonts w:hint="eastAsia"/>
-          <w:szCs w:val="26"/>
-        </w:rPr>
-        <w:t>변수명을</w:t>
-      </w:r>
-      <w:proofErr w:type="spellEnd"/>
-      <w:r>
-        <w:rPr>
-          <w:rFonts w:hint="eastAsia"/>
-          <w:szCs w:val="26"/>
-        </w:rPr>
-        <w:t xml:space="preserve"> 입력합니다.</w:t>
+        <w:t>형식으로 위에서 지정한 변수명을 입력합니다.</w:t>
       </w:r>
     </w:p>
     <w:p>
@@ -2906,7 +2995,6 @@
         <w:rPr>
           <w:noProof/>
         </w:rPr>
-        <w:lastRenderedPageBreak/>
         <w:drawing>
           <wp:inline distT="0" distB="0" distL="0" distR="0" wp14:anchorId="268E299B" wp14:editId="505FAC12">
             <wp:extent cx="5731510" cy="3474720"/>
@@ -2923,7 +3011,7 @@
                     <pic:cNvPicPr/>
                   </pic:nvPicPr>
                   <pic:blipFill>
-                    <a:blip r:embed="rId26"/>
+                    <a:blip r:embed="rId27"/>
                     <a:stretch>
                       <a:fillRect/>
                     </a:stretch>
@@ -3037,7 +3125,6 @@
         </w:rPr>
         <w:t xml:space="preserve">. </w:t>
       </w:r>
-      <w:proofErr w:type="spellStart"/>
       <w:r>
         <w:rPr>
           <w:rFonts w:hint="eastAsia"/>
@@ -3047,7 +3134,6 @@
         </w:rPr>
         <w:t>JMeter</w:t>
       </w:r>
-      <w:proofErr w:type="spellEnd"/>
       <w:r>
         <w:rPr>
           <w:b/>
@@ -3070,6 +3156,151 @@
       <w:pPr>
         <w:pStyle w:val="a4"/>
         <w:rPr>
+          <w:szCs w:val="26"/>
+        </w:rPr>
+      </w:pPr>
+    </w:p>
+    <w:p>
+      <w:pPr>
+        <w:pStyle w:val="a4"/>
+        <w:rPr>
+          <w:szCs w:val="26"/>
+        </w:rPr>
+      </w:pPr>
+      <w:r>
+        <w:rPr>
+          <w:rFonts w:hint="eastAsia"/>
+          <w:szCs w:val="26"/>
+        </w:rPr>
+        <w:lastRenderedPageBreak/>
+        <w:t>-</w:t>
+      </w:r>
+      <w:r>
+        <w:rPr>
+          <w:szCs w:val="26"/>
+        </w:rPr>
+        <w:t xml:space="preserve"> apache-</w:t>
+      </w:r>
+      <w:proofErr w:type="spellStart"/>
+      <w:r>
+        <w:rPr>
+          <w:szCs w:val="26"/>
+        </w:rPr>
+        <w:t>jmeter</w:t>
+      </w:r>
+      <w:proofErr w:type="spellEnd"/>
+      <w:r>
+        <w:rPr>
+          <w:szCs w:val="26"/>
+        </w:rPr>
+        <w:t>/bin/</w:t>
+      </w:r>
+      <w:proofErr w:type="spellStart"/>
+      <w:r>
+        <w:rPr>
+          <w:szCs w:val="26"/>
+        </w:rPr>
+        <w:t>jmeter.properties</w:t>
+      </w:r>
+      <w:proofErr w:type="spellEnd"/>
+      <w:r>
+        <w:rPr>
+          <w:rFonts w:hint="eastAsia"/>
+          <w:szCs w:val="26"/>
+        </w:rPr>
+        <w:t>를 수정한다.</w:t>
+      </w:r>
+    </w:p>
+    <w:p>
+      <w:pPr>
+        <w:pStyle w:val="a4"/>
+        <w:rPr>
+          <w:szCs w:val="26"/>
+        </w:rPr>
+      </w:pPr>
+      <w:r>
+        <w:rPr>
+          <w:rFonts w:hint="eastAsia"/>
+          <w:szCs w:val="26"/>
+        </w:rPr>
+        <w:t>-</w:t>
+      </w:r>
+      <w:r>
+        <w:rPr>
+          <w:szCs w:val="26"/>
+        </w:rPr>
+        <w:t xml:space="preserve"> </w:t>
+      </w:r>
+      <w:r>
+        <w:rPr>
+          <w:rFonts w:hint="eastAsia"/>
+          <w:szCs w:val="26"/>
+        </w:rPr>
+        <w:t>아래 설정을 해줘야 쿠키가 저장되어서 로그인이 유지된다.</w:t>
+      </w:r>
+    </w:p>
+    <w:p>
+      <w:pPr>
+        <w:pStyle w:val="a4"/>
+        <w:rPr>
+          <w:rFonts w:hint="eastAsia"/>
+          <w:szCs w:val="26"/>
+        </w:rPr>
+      </w:pPr>
+    </w:p>
+    <w:p>
+      <w:pPr>
+        <w:pStyle w:val="a4"/>
+        <w:rPr>
+          <w:szCs w:val="26"/>
+        </w:rPr>
+      </w:pPr>
+      <w:r>
+        <w:rPr>
+          <w:noProof/>
+        </w:rPr>
+        <w:drawing>
+          <wp:inline distT="0" distB="0" distL="0" distR="0" wp14:anchorId="30EE3FF9" wp14:editId="19B221B1">
+            <wp:extent cx="4543425" cy="600075"/>
+            <wp:effectExtent l="0" t="0" r="9525" b="9525"/>
+            <wp:docPr id="15" name="그림 15"/>
+            <wp:cNvGraphicFramePr>
+              <a:graphicFrameLocks xmlns:a="http://schemas.openxmlformats.org/drawingml/2006/main" noChangeAspect="1"/>
+            </wp:cNvGraphicFramePr>
+            <a:graphic xmlns:a="http://schemas.openxmlformats.org/drawingml/2006/main">
+              <a:graphicData uri="http://schemas.openxmlformats.org/drawingml/2006/picture">
+                <pic:pic xmlns:pic="http://schemas.openxmlformats.org/drawingml/2006/picture">
+                  <pic:nvPicPr>
+                    <pic:cNvPr id="1" name=""/>
+                    <pic:cNvPicPr/>
+                  </pic:nvPicPr>
+                  <pic:blipFill>
+                    <a:blip r:embed="rId28"/>
+                    <a:stretch>
+                      <a:fillRect/>
+                    </a:stretch>
+                  </pic:blipFill>
+                  <pic:spPr>
+                    <a:xfrm>
+                      <a:off x="0" y="0"/>
+                      <a:ext cx="4543425" cy="600075"/>
+                    </a:xfrm>
+                    <a:prstGeom prst="rect">
+                      <a:avLst/>
+                    </a:prstGeom>
+                  </pic:spPr>
+                </pic:pic>
+              </a:graphicData>
+            </a:graphic>
+          </wp:inline>
+        </w:drawing>
+      </w:r>
+    </w:p>
+    <w:p>
+      <w:pPr>
+        <w:pStyle w:val="a4"/>
+        <w:rPr>
+          <w:rFonts w:hint="eastAsia"/>
           <w:szCs w:val="26"/>
         </w:rPr>
       </w:pPr>
@@ -3122,7 +3353,7 @@
                     <pic:cNvPicPr/>
                   </pic:nvPicPr>
                   <pic:blipFill>
-                    <a:blip r:embed="rId27"/>
+                    <a:blip r:embed="rId29"/>
                     <a:stretch>
                       <a:fillRect/>
                     </a:stretch>
@@ -3358,7 +3589,6 @@
         <w:rPr>
           <w:noProof/>
         </w:rPr>
-        <w:lastRenderedPageBreak/>
         <w:drawing>
           <wp:inline distT="0" distB="0" distL="0" distR="0" wp14:anchorId="6D45253B" wp14:editId="6F1F079C">
             <wp:extent cx="5080958" cy="2231433"/>
@@ -3375,7 +3605,7 @@
                     <pic:cNvPicPr/>
                   </pic:nvPicPr>
                   <pic:blipFill>
-                    <a:blip r:embed="rId28"/>
+                    <a:blip r:embed="rId30"/>
                     <a:stretch>
                       <a:fillRect/>
                     </a:stretch>
@@ -3414,14 +3644,85 @@
         <w:rPr>
           <w:szCs w:val="26"/>
         </w:rPr>
+        <w:t># Run.sh</w:t>
+      </w:r>
+      <w:r>
+        <w:rPr>
+          <w:rFonts w:hint="eastAsia"/>
+          <w:szCs w:val="26"/>
+        </w:rPr>
+        <w:t xml:space="preserve">는 </w:t>
+      </w:r>
+      <w:r>
+        <w:rPr>
+          <w:szCs w:val="26"/>
+        </w:rPr>
+        <w:t xml:space="preserve">./run.sh </w:t>
+      </w:r>
+      <w:proofErr w:type="spellStart"/>
+      <w:proofErr w:type="gramStart"/>
+      <w:r>
+        <w:rPr>
+          <w:rFonts w:hint="eastAsia"/>
+          <w:szCs w:val="26"/>
+        </w:rPr>
+        <w:t>생성할폴더명</w:t>
+      </w:r>
+      <w:proofErr w:type="spellEnd"/>
+      <w:r>
+        <w:rPr>
+          <w:rFonts w:hint="eastAsia"/>
+          <w:szCs w:val="26"/>
+        </w:rPr>
+        <w:t xml:space="preserve"> </w:t>
+      </w:r>
+      <w:r>
+        <w:rPr>
+          <w:szCs w:val="26"/>
+        </w:rPr>
+        <w:t xml:space="preserve"> </w:t>
+      </w:r>
+      <w:r>
+        <w:rPr>
+          <w:rFonts w:hint="eastAsia"/>
+          <w:szCs w:val="26"/>
+        </w:rPr>
+        <w:t>과</w:t>
+      </w:r>
+      <w:proofErr w:type="gramEnd"/>
+      <w:r>
+        <w:rPr>
+          <w:rFonts w:hint="eastAsia"/>
+          <w:szCs w:val="26"/>
+        </w:rPr>
+        <w:t xml:space="preserve"> 같이 돌리면 됩니다.</w:t>
+      </w:r>
+    </w:p>
+    <w:p>
+      <w:pPr>
+        <w:pStyle w:val="a4"/>
+        <w:rPr>
+          <w:szCs w:val="26"/>
+        </w:rPr>
+      </w:pPr>
+      <w:r>
+        <w:rPr>
+          <w:szCs w:val="26"/>
+        </w:rPr>
         <w:t xml:space="preserve"># </w:t>
       </w:r>
-      <w:proofErr w:type="gramStart"/>
-      <w:r>
-        <w:rPr>
-          <w:szCs w:val="26"/>
-        </w:rPr>
-        <w:t>Run.sh</w:t>
+      <w:r>
+        <w:rPr>
+          <w:rFonts w:hint="eastAsia"/>
+          <w:szCs w:val="26"/>
+        </w:rPr>
+        <w:t xml:space="preserve">아래 부분의 </w:t>
+      </w:r>
+      <w:r>
+        <w:rPr>
+          <w:szCs w:val="26"/>
+        </w:rPr>
+        <w:t>cal.sh</w:t>
       </w:r>
       <w:r>
         <w:rPr>
@@ -3430,26 +3731,12 @@
         </w:rPr>
         <w:t xml:space="preserve">는 </w:t>
       </w:r>
-      <w:r>
-        <w:rPr>
-          <w:szCs w:val="26"/>
-        </w:rPr>
-        <w:t>./</w:t>
-      </w:r>
-      <w:proofErr w:type="gramEnd"/>
-      <w:r>
-        <w:rPr>
-          <w:szCs w:val="26"/>
-        </w:rPr>
-        <w:t xml:space="preserve">run.sh </w:t>
-      </w:r>
       <w:proofErr w:type="spellStart"/>
       <w:r>
         <w:rPr>
-          <w:rFonts w:hint="eastAsia"/>
-          <w:szCs w:val="26"/>
-        </w:rPr>
-        <w:t>생성할폴더명</w:t>
+          <w:szCs w:val="26"/>
+        </w:rPr>
+        <w:t>jmeter</w:t>
       </w:r>
       <w:proofErr w:type="spellEnd"/>
       <w:r>
@@ -3457,41 +3744,20 @@
           <w:rFonts w:hint="eastAsia"/>
           <w:szCs w:val="26"/>
         </w:rPr>
-        <w:t xml:space="preserve"> </w:t>
-      </w:r>
-      <w:r>
-        <w:rPr>
-          <w:szCs w:val="26"/>
-        </w:rPr>
-        <w:t xml:space="preserve"> </w:t>
-      </w:r>
-      <w:r>
-        <w:rPr>
-          <w:rFonts w:hint="eastAsia"/>
-          <w:szCs w:val="26"/>
-        </w:rPr>
-        <w:t>과 같이 돌리면 됩니다.</w:t>
-      </w:r>
-    </w:p>
-    <w:p>
-      <w:pPr>
-        <w:pStyle w:val="a4"/>
-        <w:rPr>
-          <w:szCs w:val="26"/>
-        </w:rPr>
-      </w:pPr>
-      <w:r>
-        <w:rPr>
-          <w:szCs w:val="26"/>
-        </w:rPr>
-        <w:t xml:space="preserve"># </w:t>
-      </w:r>
-      <w:r>
-        <w:rPr>
-          <w:rFonts w:hint="eastAsia"/>
-          <w:szCs w:val="26"/>
-        </w:rPr>
-        <w:t xml:space="preserve">아래 부분의 </w:t>
+        <w:t xml:space="preserve">에서 각 스레드(유저)당 요청 시나리오를 수행하기까지의 걸리는 평균 시간을 계산해 주지 않아 만들어진 쉘 스크립트입니다. </w:t>
+      </w:r>
+      <w:r>
+        <w:rPr>
+          <w:szCs w:val="26"/>
+        </w:rPr>
+        <w:t>(</w:t>
+      </w:r>
+      <w:r>
+        <w:rPr>
+          <w:rFonts w:hint="eastAsia"/>
+          <w:szCs w:val="26"/>
+        </w:rPr>
+        <w:t xml:space="preserve">각 폴더에 </w:t>
       </w:r>
       <w:r>
         <w:rPr>
@@ -3504,7 +3770,42 @@
           <w:rFonts w:hint="eastAsia"/>
           <w:szCs w:val="26"/>
         </w:rPr>
-        <w:t xml:space="preserve">는 </w:t>
+        <w:t>를 복사하고 있습니다.</w:t>
+      </w:r>
+      <w:r>
+        <w:rPr>
+          <w:szCs w:val="26"/>
+        </w:rPr>
+        <w:t>)</w:t>
+      </w:r>
+    </w:p>
+    <w:p>
+      <w:pPr>
+        <w:pStyle w:val="a4"/>
+        <w:rPr>
+          <w:szCs w:val="26"/>
+        </w:rPr>
+      </w:pPr>
+    </w:p>
+    <w:p>
+      <w:pPr>
+        <w:pStyle w:val="a4"/>
+        <w:rPr>
+          <w:szCs w:val="26"/>
+        </w:rPr>
+      </w:pPr>
+      <w:r>
+        <w:rPr>
+          <w:szCs w:val="26"/>
+        </w:rPr>
+        <w:t xml:space="preserve">- </w:t>
+      </w:r>
+      <w:r>
+        <w:rPr>
+          <w:rFonts w:hint="eastAsia"/>
+          <w:szCs w:val="26"/>
+        </w:rPr>
+        <w:t xml:space="preserve">이와 같이 </w:t>
       </w:r>
       <w:proofErr w:type="spellStart"/>
       <w:r>
@@ -3519,82 +3820,6 @@
           <w:rFonts w:hint="eastAsia"/>
           <w:szCs w:val="26"/>
         </w:rPr>
-        <w:t xml:space="preserve">에서 각 스레드(유저)당 요청 시나리오를 수행하기까지의 걸리는 평균 시간을 계산해 주지 않아 만들어진 쉘 스크립트입니다. </w:t>
-      </w:r>
-      <w:r>
-        <w:rPr>
-          <w:szCs w:val="26"/>
-        </w:rPr>
-        <w:t>(</w:t>
-      </w:r>
-      <w:r>
-        <w:rPr>
-          <w:rFonts w:hint="eastAsia"/>
-          <w:szCs w:val="26"/>
-        </w:rPr>
-        <w:t xml:space="preserve">각 폴더에 </w:t>
-      </w:r>
-      <w:r>
-        <w:rPr>
-          <w:szCs w:val="26"/>
-        </w:rPr>
-        <w:t>cal.sh</w:t>
-      </w:r>
-      <w:r>
-        <w:rPr>
-          <w:rFonts w:hint="eastAsia"/>
-          <w:szCs w:val="26"/>
-        </w:rPr>
-        <w:t>를 복사하고 있습니다.</w:t>
-      </w:r>
-      <w:r>
-        <w:rPr>
-          <w:szCs w:val="26"/>
-        </w:rPr>
-        <w:t>)</w:t>
-      </w:r>
-    </w:p>
-    <w:p>
-      <w:pPr>
-        <w:pStyle w:val="a4"/>
-        <w:rPr>
-          <w:szCs w:val="26"/>
-        </w:rPr>
-      </w:pPr>
-    </w:p>
-    <w:p>
-      <w:pPr>
-        <w:pStyle w:val="a4"/>
-        <w:rPr>
-          <w:szCs w:val="26"/>
-        </w:rPr>
-      </w:pPr>
-      <w:r>
-        <w:rPr>
-          <w:szCs w:val="26"/>
-        </w:rPr>
-        <w:t xml:space="preserve">- </w:t>
-      </w:r>
-      <w:r>
-        <w:rPr>
-          <w:rFonts w:hint="eastAsia"/>
-          <w:szCs w:val="26"/>
-        </w:rPr>
-        <w:t xml:space="preserve">이와 같이 </w:t>
-      </w:r>
-      <w:proofErr w:type="spellStart"/>
-      <w:r>
-        <w:rPr>
-          <w:szCs w:val="26"/>
-        </w:rPr>
-        <w:t>jmeter</w:t>
-      </w:r>
-      <w:proofErr w:type="spellEnd"/>
-      <w:r>
-        <w:rPr>
-          <w:rFonts w:hint="eastAsia"/>
-          <w:szCs w:val="26"/>
-        </w:rPr>
         <w:t>를 수행하게 되면 아래와 같이 로그가 나타납니다.</w:t>
       </w:r>
     </w:p>
@@ -3609,6 +3834,7 @@
         <w:rPr>
           <w:noProof/>
         </w:rPr>
+        <w:lastRenderedPageBreak/>
         <w:drawing>
           <wp:inline distT="0" distB="0" distL="0" distR="0" wp14:anchorId="3EFC57C5" wp14:editId="1FA7DD6C">
             <wp:extent cx="5279366" cy="2089286"/>
@@ -3625,7 +3851,7 @@
                     <pic:cNvPicPr/>
                   </pic:nvPicPr>
                   <pic:blipFill>
-                    <a:blip r:embed="rId29"/>
+                    <a:blip r:embed="rId31"/>
                     <a:stretch>
                       <a:fillRect/>
                     </a:stretch>
@@ -3728,7 +3954,7 @@
                     <pic:cNvPicPr/>
                   </pic:nvPicPr>
                   <pic:blipFill>
-                    <a:blip r:embed="rId30"/>
+                    <a:blip r:embed="rId32"/>
                     <a:stretch>
                       <a:fillRect/>
                     </a:stretch>
@@ -3922,6 +4148,500 @@
     <w:p>
       <w:pPr>
         <w:pStyle w:val="a4"/>
+        <w:ind w:firstLine="195"/>
+        <w:rPr>
+          <w:rFonts w:ascii="Lucida Console" w:hAnsi="Lucida Console" w:cs="Lucida Console"/>
+          <w:kern w:val="0"/>
+          <w:sz w:val="18"/>
+          <w:szCs w:val="18"/>
+        </w:rPr>
+      </w:pPr>
+      <w:r>
+        <w:rPr>
+          <w:szCs w:val="26"/>
+        </w:rPr>
+        <w:t xml:space="preserve">- </w:t>
+      </w:r>
+      <w:r>
+        <w:rPr>
+          <w:rFonts w:hint="eastAsia"/>
+          <w:szCs w:val="26"/>
+        </w:rPr>
+        <w:t>c</w:t>
+      </w:r>
+      <w:r>
+        <w:rPr>
+          <w:szCs w:val="26"/>
+        </w:rPr>
+        <w:t xml:space="preserve">al.sh </w:t>
+      </w:r>
+      <w:r>
+        <w:rPr>
+          <w:rFonts w:hint="eastAsia"/>
+          <w:szCs w:val="26"/>
+        </w:rPr>
+        <w:t>스크립트를 실행할 때,</w:t>
+      </w:r>
+      <w:r>
+        <w:rPr>
+          <w:szCs w:val="26"/>
+        </w:rPr>
+        <w:t xml:space="preserve"> </w:t>
+      </w:r>
+      <w:r>
+        <w:rPr>
+          <w:szCs w:val="26"/>
+        </w:rPr>
+        <w:t>“</w:t>
+      </w:r>
+      <w:r>
+        <w:rPr>
+          <w:rFonts w:ascii="Lucida Console" w:hAnsi="Lucida Console" w:cs="Lucida Console"/>
+          <w:kern w:val="0"/>
+          <w:sz w:val="18"/>
+          <w:szCs w:val="18"/>
+        </w:rPr>
+        <w:t>/bin/</w:t>
+      </w:r>
+      <w:proofErr w:type="spellStart"/>
+      <w:r>
+        <w:rPr>
+          <w:rFonts w:ascii="Lucida Console" w:hAnsi="Lucida Console" w:cs="Lucida Console"/>
+          <w:kern w:val="0"/>
+          <w:sz w:val="18"/>
+          <w:szCs w:val="18"/>
+        </w:rPr>
+        <w:t>bash^M</w:t>
+      </w:r>
+      <w:proofErr w:type="spellEnd"/>
+      <w:r>
+        <w:rPr>
+          <w:rFonts w:ascii="Lucida Console" w:hAnsi="Lucida Console" w:cs="Lucida Console"/>
+          <w:kern w:val="0"/>
+          <w:sz w:val="18"/>
+          <w:szCs w:val="18"/>
+        </w:rPr>
+        <w:t xml:space="preserve">: bad interpreter: </w:t>
+      </w:r>
+      <w:r>
+        <w:rPr>
+          <w:rFonts w:ascii="Lucida Console" w:hAnsi="Lucida Console" w:cs="Lucida Console"/>
+          <w:kern w:val="0"/>
+          <w:sz w:val="18"/>
+          <w:szCs w:val="18"/>
+        </w:rPr>
+        <w:t>그런</w:t>
+      </w:r>
+      <w:r>
+        <w:rPr>
+          <w:rFonts w:ascii="Lucida Console" w:hAnsi="Lucida Console" w:cs="Lucida Console"/>
+          <w:kern w:val="0"/>
+          <w:sz w:val="18"/>
+          <w:szCs w:val="18"/>
+        </w:rPr>
+        <w:t xml:space="preserve"> </w:t>
+      </w:r>
+      <w:r>
+        <w:rPr>
+          <w:rFonts w:ascii="Lucida Console" w:hAnsi="Lucida Console" w:cs="Lucida Console"/>
+          <w:kern w:val="0"/>
+          <w:sz w:val="18"/>
+          <w:szCs w:val="18"/>
+        </w:rPr>
+        <w:t>파일이나</w:t>
+      </w:r>
+      <w:r>
+        <w:rPr>
+          <w:rFonts w:ascii="Lucida Console" w:hAnsi="Lucida Console" w:cs="Lucida Console"/>
+          <w:kern w:val="0"/>
+          <w:sz w:val="18"/>
+          <w:szCs w:val="18"/>
+        </w:rPr>
+        <w:t xml:space="preserve"> </w:t>
+      </w:r>
+      <w:r>
+        <w:rPr>
+          <w:rFonts w:ascii="Lucida Console" w:hAnsi="Lucida Console" w:cs="Lucida Console"/>
+          <w:kern w:val="0"/>
+          <w:sz w:val="18"/>
+          <w:szCs w:val="18"/>
+        </w:rPr>
+        <w:t>디렉터리가</w:t>
+      </w:r>
+      <w:r>
+        <w:rPr>
+          <w:rFonts w:ascii="Lucida Console" w:hAnsi="Lucida Console" w:cs="Lucida Console"/>
+          <w:kern w:val="0"/>
+          <w:sz w:val="18"/>
+          <w:szCs w:val="18"/>
+        </w:rPr>
+        <w:t xml:space="preserve"> </w:t>
+      </w:r>
+      <w:r>
+        <w:rPr>
+          <w:rFonts w:ascii="Lucida Console" w:hAnsi="Lucida Console" w:cs="Lucida Console"/>
+          <w:kern w:val="0"/>
+          <w:sz w:val="18"/>
+          <w:szCs w:val="18"/>
+        </w:rPr>
+        <w:t>없습니다</w:t>
+      </w:r>
+      <w:r>
+        <w:rPr>
+          <w:rFonts w:ascii="Lucida Console" w:hAnsi="Lucida Console" w:cs="Lucida Console" w:hint="eastAsia"/>
+          <w:kern w:val="0"/>
+          <w:sz w:val="18"/>
+          <w:szCs w:val="18"/>
+        </w:rPr>
+        <w:t>.</w:t>
+      </w:r>
+      <w:r>
+        <w:rPr>
+          <w:rFonts w:ascii="Lucida Console" w:hAnsi="Lucida Console" w:cs="Lucida Console"/>
+          <w:kern w:val="0"/>
+          <w:sz w:val="18"/>
+          <w:szCs w:val="18"/>
+        </w:rPr>
+        <w:t xml:space="preserve">” </w:t>
+      </w:r>
+      <w:r>
+        <w:rPr>
+          <w:rFonts w:ascii="Lucida Console" w:hAnsi="Lucida Console" w:cs="Lucida Console" w:hint="eastAsia"/>
+          <w:kern w:val="0"/>
+          <w:sz w:val="18"/>
+          <w:szCs w:val="18"/>
+        </w:rPr>
+        <w:t>라는</w:t>
+      </w:r>
+      <w:r>
+        <w:rPr>
+          <w:rFonts w:ascii="Lucida Console" w:hAnsi="Lucida Console" w:cs="Lucida Console" w:hint="eastAsia"/>
+          <w:kern w:val="0"/>
+          <w:sz w:val="18"/>
+          <w:szCs w:val="18"/>
+        </w:rPr>
+        <w:t xml:space="preserve"> </w:t>
+      </w:r>
+      <w:r>
+        <w:rPr>
+          <w:rFonts w:ascii="Lucida Console" w:hAnsi="Lucida Console" w:cs="Lucida Console" w:hint="eastAsia"/>
+          <w:kern w:val="0"/>
+          <w:sz w:val="18"/>
+          <w:szCs w:val="18"/>
+        </w:rPr>
+        <w:t>에러가</w:t>
+      </w:r>
+      <w:r>
+        <w:rPr>
+          <w:rFonts w:ascii="Lucida Console" w:hAnsi="Lucida Console" w:cs="Lucida Console" w:hint="eastAsia"/>
+          <w:kern w:val="0"/>
+          <w:sz w:val="18"/>
+          <w:szCs w:val="18"/>
+        </w:rPr>
+        <w:t xml:space="preserve"> </w:t>
+      </w:r>
+      <w:r>
+        <w:rPr>
+          <w:rFonts w:ascii="Lucida Console" w:hAnsi="Lucida Console" w:cs="Lucida Console" w:hint="eastAsia"/>
+          <w:kern w:val="0"/>
+          <w:sz w:val="18"/>
+          <w:szCs w:val="18"/>
+        </w:rPr>
+        <w:t>나타나면</w:t>
+      </w:r>
+      <w:r>
+        <w:rPr>
+          <w:rFonts w:ascii="Lucida Console" w:hAnsi="Lucida Console" w:cs="Lucida Console" w:hint="eastAsia"/>
+          <w:kern w:val="0"/>
+          <w:sz w:val="18"/>
+          <w:szCs w:val="18"/>
+        </w:rPr>
+        <w:t xml:space="preserve"> v</w:t>
+      </w:r>
+      <w:r>
+        <w:rPr>
+          <w:rFonts w:ascii="Lucida Console" w:hAnsi="Lucida Console" w:cs="Lucida Console"/>
+          <w:kern w:val="0"/>
+          <w:sz w:val="18"/>
+          <w:szCs w:val="18"/>
+        </w:rPr>
+        <w:t xml:space="preserve">im -b cal.sh </w:t>
+      </w:r>
+      <w:r>
+        <w:rPr>
+          <w:rFonts w:ascii="Lucida Console" w:hAnsi="Lucida Console" w:cs="Lucida Console" w:hint="eastAsia"/>
+          <w:kern w:val="0"/>
+          <w:sz w:val="18"/>
+          <w:szCs w:val="18"/>
+        </w:rPr>
+        <w:t>한</w:t>
+      </w:r>
+      <w:r>
+        <w:rPr>
+          <w:rFonts w:ascii="Lucida Console" w:hAnsi="Lucida Console" w:cs="Lucida Console" w:hint="eastAsia"/>
+          <w:kern w:val="0"/>
+          <w:sz w:val="18"/>
+          <w:szCs w:val="18"/>
+        </w:rPr>
+        <w:t xml:space="preserve"> </w:t>
+      </w:r>
+      <w:proofErr w:type="gramStart"/>
+      <w:r>
+        <w:rPr>
+          <w:rFonts w:ascii="Lucida Console" w:hAnsi="Lucida Console" w:cs="Lucida Console" w:hint="eastAsia"/>
+          <w:kern w:val="0"/>
+          <w:sz w:val="18"/>
+          <w:szCs w:val="18"/>
+        </w:rPr>
+        <w:t>후</w:t>
+      </w:r>
+      <w:r>
+        <w:rPr>
+          <w:rFonts w:ascii="Lucida Console" w:hAnsi="Lucida Console" w:cs="Lucida Console" w:hint="eastAsia"/>
+          <w:kern w:val="0"/>
+          <w:sz w:val="18"/>
+          <w:szCs w:val="18"/>
+        </w:rPr>
+        <w:t xml:space="preserve"> :</w:t>
+      </w:r>
+      <w:proofErr w:type="gramEnd"/>
+      <w:r>
+        <w:rPr>
+          <w:rFonts w:ascii="Lucida Console" w:hAnsi="Lucida Console" w:cs="Lucida Console"/>
+          <w:kern w:val="0"/>
+          <w:sz w:val="18"/>
+          <w:szCs w:val="18"/>
+        </w:rPr>
+        <w:t xml:space="preserve">%s/^M//g </w:t>
+      </w:r>
+      <w:r>
+        <w:rPr>
+          <w:rFonts w:ascii="Lucida Console" w:hAnsi="Lucida Console" w:cs="Lucida Console" w:hint="eastAsia"/>
+          <w:kern w:val="0"/>
+          <w:sz w:val="18"/>
+          <w:szCs w:val="18"/>
+        </w:rPr>
+        <w:t>로</w:t>
+      </w:r>
+      <w:r>
+        <w:rPr>
+          <w:rFonts w:ascii="Lucida Console" w:hAnsi="Lucida Console" w:cs="Lucida Console" w:hint="eastAsia"/>
+          <w:kern w:val="0"/>
+          <w:sz w:val="18"/>
+          <w:szCs w:val="18"/>
+        </w:rPr>
+        <w:t xml:space="preserve"> </w:t>
+      </w:r>
+      <w:r>
+        <w:rPr>
+          <w:rFonts w:ascii="Lucida Console" w:hAnsi="Lucida Console" w:cs="Lucida Console"/>
+          <w:kern w:val="0"/>
+          <w:sz w:val="18"/>
+          <w:szCs w:val="18"/>
+        </w:rPr>
+        <w:t>^M</w:t>
+      </w:r>
+      <w:r>
+        <w:rPr>
+          <w:rFonts w:ascii="Lucida Console" w:hAnsi="Lucida Console" w:cs="Lucida Console" w:hint="eastAsia"/>
+          <w:kern w:val="0"/>
+          <w:sz w:val="18"/>
+          <w:szCs w:val="18"/>
+        </w:rPr>
+        <w:t>을</w:t>
+      </w:r>
+      <w:r>
+        <w:rPr>
+          <w:rFonts w:ascii="Lucida Console" w:hAnsi="Lucida Console" w:cs="Lucida Console" w:hint="eastAsia"/>
+          <w:kern w:val="0"/>
+          <w:sz w:val="18"/>
+          <w:szCs w:val="18"/>
+        </w:rPr>
+        <w:t xml:space="preserve"> </w:t>
+      </w:r>
+      <w:r>
+        <w:rPr>
+          <w:rFonts w:ascii="Lucida Console" w:hAnsi="Lucida Console" w:cs="Lucida Console" w:hint="eastAsia"/>
+          <w:kern w:val="0"/>
+          <w:sz w:val="18"/>
+          <w:szCs w:val="18"/>
+        </w:rPr>
+        <w:t>제거한다</w:t>
+      </w:r>
+      <w:r>
+        <w:rPr>
+          <w:rFonts w:ascii="Lucida Console" w:hAnsi="Lucida Console" w:cs="Lucida Console" w:hint="eastAsia"/>
+          <w:kern w:val="0"/>
+          <w:sz w:val="18"/>
+          <w:szCs w:val="18"/>
+        </w:rPr>
+        <w:t>.</w:t>
+      </w:r>
+      <w:r>
+        <w:rPr>
+          <w:rFonts w:ascii="Lucida Console" w:hAnsi="Lucida Console" w:cs="Lucida Console"/>
+          <w:kern w:val="0"/>
+          <w:sz w:val="18"/>
+          <w:szCs w:val="18"/>
+        </w:rPr>
+        <w:t xml:space="preserve"> </w:t>
+      </w:r>
+      <w:r>
+        <w:rPr>
+          <w:rFonts w:ascii="Lucida Console" w:hAnsi="Lucida Console" w:cs="Lucida Console" w:hint="eastAsia"/>
+          <w:kern w:val="0"/>
+          <w:sz w:val="18"/>
+          <w:szCs w:val="18"/>
+        </w:rPr>
+        <w:t>여기서</w:t>
+      </w:r>
+      <w:r>
+        <w:rPr>
+          <w:rFonts w:ascii="Lucida Console" w:hAnsi="Lucida Console" w:cs="Lucida Console" w:hint="eastAsia"/>
+          <w:kern w:val="0"/>
+          <w:sz w:val="18"/>
+          <w:szCs w:val="18"/>
+        </w:rPr>
+        <w:t xml:space="preserve"> </w:t>
+      </w:r>
+      <w:r>
+        <w:rPr>
+          <w:rFonts w:ascii="Lucida Console" w:hAnsi="Lucida Console" w:cs="Lucida Console"/>
+          <w:kern w:val="0"/>
+          <w:sz w:val="18"/>
+          <w:szCs w:val="18"/>
+        </w:rPr>
+        <w:t>^</w:t>
+      </w:r>
+      <w:r>
+        <w:rPr>
+          <w:rFonts w:ascii="Lucida Console" w:hAnsi="Lucida Console" w:cs="Lucida Console" w:hint="eastAsia"/>
+          <w:kern w:val="0"/>
+          <w:sz w:val="18"/>
+          <w:szCs w:val="18"/>
+        </w:rPr>
+        <w:t>는</w:t>
+      </w:r>
+      <w:r>
+        <w:rPr>
+          <w:rFonts w:ascii="Lucida Console" w:hAnsi="Lucida Console" w:cs="Lucida Console" w:hint="eastAsia"/>
+          <w:kern w:val="0"/>
+          <w:sz w:val="18"/>
+          <w:szCs w:val="18"/>
+        </w:rPr>
+        <w:t xml:space="preserve"> </w:t>
+      </w:r>
+      <w:r>
+        <w:rPr>
+          <w:rFonts w:ascii="Lucida Console" w:hAnsi="Lucida Console" w:cs="Lucida Console"/>
+          <w:kern w:val="0"/>
+          <w:sz w:val="18"/>
+          <w:szCs w:val="18"/>
+        </w:rPr>
+        <w:t>Ctrl + V, M</w:t>
+      </w:r>
+      <w:r>
+        <w:rPr>
+          <w:rFonts w:ascii="Lucida Console" w:hAnsi="Lucida Console" w:cs="Lucida Console" w:hint="eastAsia"/>
+          <w:kern w:val="0"/>
+          <w:sz w:val="18"/>
+          <w:szCs w:val="18"/>
+        </w:rPr>
+        <w:t>은</w:t>
+      </w:r>
+      <w:r>
+        <w:rPr>
+          <w:rFonts w:ascii="Lucida Console" w:hAnsi="Lucida Console" w:cs="Lucida Console" w:hint="eastAsia"/>
+          <w:kern w:val="0"/>
+          <w:sz w:val="18"/>
+          <w:szCs w:val="18"/>
+        </w:rPr>
+        <w:t xml:space="preserve"> </w:t>
+      </w:r>
+      <w:r>
+        <w:rPr>
+          <w:rFonts w:ascii="Lucida Console" w:hAnsi="Lucida Console" w:cs="Lucida Console"/>
+          <w:kern w:val="0"/>
+          <w:sz w:val="18"/>
+          <w:szCs w:val="18"/>
+        </w:rPr>
+        <w:t>Ctrl + M</w:t>
+      </w:r>
+      <w:r>
+        <w:rPr>
+          <w:rFonts w:ascii="Lucida Console" w:hAnsi="Lucida Console" w:cs="Lucida Console" w:hint="eastAsia"/>
+          <w:kern w:val="0"/>
+          <w:sz w:val="18"/>
+          <w:szCs w:val="18"/>
+        </w:rPr>
+        <w:t>으로</w:t>
+      </w:r>
+      <w:r>
+        <w:rPr>
+          <w:rFonts w:ascii="Lucida Console" w:hAnsi="Lucida Console" w:cs="Lucida Console" w:hint="eastAsia"/>
+          <w:kern w:val="0"/>
+          <w:sz w:val="18"/>
+          <w:szCs w:val="18"/>
+        </w:rPr>
+        <w:t xml:space="preserve"> </w:t>
+      </w:r>
+      <w:r>
+        <w:rPr>
+          <w:rFonts w:ascii="Lucida Console" w:hAnsi="Lucida Console" w:cs="Lucida Console" w:hint="eastAsia"/>
+          <w:kern w:val="0"/>
+          <w:sz w:val="18"/>
+          <w:szCs w:val="18"/>
+        </w:rPr>
+        <w:t>입력한다</w:t>
+      </w:r>
+      <w:r>
+        <w:rPr>
+          <w:rFonts w:ascii="Lucida Console" w:hAnsi="Lucida Console" w:cs="Lucida Console" w:hint="eastAsia"/>
+          <w:kern w:val="0"/>
+          <w:sz w:val="18"/>
+          <w:szCs w:val="18"/>
+        </w:rPr>
+        <w:t>.</w:t>
+      </w:r>
+    </w:p>
+    <w:p>
+      <w:pPr>
+        <w:pStyle w:val="a4"/>
+        <w:ind w:firstLine="195"/>
+        <w:rPr>
+          <w:szCs w:val="26"/>
+        </w:rPr>
+      </w:pPr>
+      <w:hyperlink r:id="rId33" w:history="1">
+        <w:r>
+          <w:rPr>
+            <w:rStyle w:val="a3"/>
+            <w:szCs w:val="26"/>
+          </w:rPr>
+          <w:t>http://changpd.blogspot.com/2013/08/linux-bad-interpreter.html</w:t>
+        </w:r>
+      </w:hyperlink>
+    </w:p>
+    <w:p>
+      <w:pPr>
+        <w:pStyle w:val="a4"/>
+        <w:ind w:firstLine="195"/>
+        <w:rPr>
+          <w:rFonts w:hint="eastAsia"/>
+          <w:szCs w:val="26"/>
+        </w:rPr>
+      </w:pPr>
+      <w:r>
+        <w:rPr>
+          <w:rFonts w:hint="eastAsia"/>
+          <w:szCs w:val="26"/>
+        </w:rPr>
+        <w:t>참고.</w:t>
+      </w:r>
+    </w:p>
+    <w:p>
+      <w:pPr>
+        <w:pStyle w:val="a4"/>
         <w:rPr>
           <w:szCs w:val="26"/>
         </w:rPr>
@@ -3930,7 +4650,6 @@
         <w:rPr>
           <w:noProof/>
         </w:rPr>
-        <w:lastRenderedPageBreak/>
         <w:drawing>
           <wp:inline distT="0" distB="0" distL="0" distR="0" wp14:anchorId="168A66B2" wp14:editId="3EE32EEE">
             <wp:extent cx="4925683" cy="1513831"/>
@@ -3947,7 +4666,7 @@
                     <pic:cNvPicPr/>
                   </pic:nvPicPr>
                   <pic:blipFill>
-                    <a:blip r:embed="rId31"/>
+                    <a:blip r:embed="rId34"/>
                     <a:stretch>
                       <a:fillRect/>
                     </a:stretch>
@@ -4022,6 +4741,7 @@
         <w:rPr>
           <w:noProof/>
         </w:rPr>
+        <w:lastRenderedPageBreak/>
         <w:drawing>
           <wp:inline distT="0" distB="0" distL="0" distR="0" wp14:anchorId="253F4A5E" wp14:editId="47979870">
             <wp:extent cx="1733909" cy="3563791"/>
@@ -4038,7 +4758,7 @@
                     <pic:cNvPicPr/>
                   </pic:nvPicPr>
                   <pic:blipFill>
-                    <a:blip r:embed="rId32"/>
+                    <a:blip r:embed="rId35"/>
                     <a:stretch>
                       <a:fillRect/>
                     </a:stretch>
@@ -4077,7 +4797,7 @@
 </file>
 
 <file path=word/styles.xml><?xml version="1.0" encoding="utf-8"?>
-<w:styles xmlns:mc="http://schemas.openxmlformats.org/markup-compatibility/2006" xmlns:r="http://schemas.openxmlformats.org/officeDocument/2006/relationships" xmlns:w="http://schemas.openxmlformats.org/wordprocessingml/2006/main" xmlns:w14="http://schemas.microsoft.com/office/word/2010/wordml" xmlns:w15="http://schemas.microsoft.com/office/word/2012/wordml" xmlns:w16se="http://schemas.microsoft.com/office/word/2015/wordml/symex" mc:Ignorable="w14 w15 w16se">
+<w:styles xmlns:mc="http://schemas.openxmlformats.org/markup-compatibility/2006" xmlns:r="http://schemas.openxmlformats.org/officeDocument/2006/relationships" xmlns:w="http://schemas.openxmlformats.org/wordprocessingml/2006/main" xmlns:w14="http://schemas.microsoft.com/office/word/2010/wordml" xmlns:w15="http://schemas.microsoft.com/office/word/2012/wordml" xmlns:w16cid="http://schemas.microsoft.com/office/word/2016/wordml/cid" xmlns:w16se="http://schemas.microsoft.com/office/word/2015/wordml/symex" mc:Ignorable="w14 w15 w16se w16cid">
   <w:docDefaults>
     <w:rPrDefault>
       <w:rPr>
@@ -4094,7 +4814,7 @@
       </w:pPr>
     </w:pPrDefault>
   </w:docDefaults>
-  <w:latentStyles w:defLockedState="0" w:defUIPriority="99" w:defSemiHidden="0" w:defUnhideWhenUsed="0" w:defQFormat="0" w:count="371">
+  <w:latentStyles w:defLockedState="0" w:defUIPriority="99" w:defSemiHidden="0" w:defUnhideWhenUsed="0" w:defQFormat="0" w:count="375">
     <w:lsdException w:name="Normal" w:uiPriority="0" w:qFormat="1"/>
     <w:lsdException w:name="heading 1" w:uiPriority="9" w:qFormat="1"/>
     <w:lsdException w:name="heading 2" w:semiHidden="1" w:uiPriority="9" w:unhideWhenUsed="1" w:qFormat="1"/>
@@ -4200,7 +4920,6 @@
     <w:lsdException w:name="HTML Sample" w:semiHidden="1" w:unhideWhenUsed="1"/>
     <w:lsdException w:name="HTML Typewriter" w:semiHidden="1" w:unhideWhenUsed="1"/>
     <w:lsdException w:name="HTML Variable" w:semiHidden="1" w:unhideWhenUsed="1"/>
-    <w:lsdException w:name="Normal Table" w:semiHidden="1" w:unhideWhenUsed="1"/>
     <w:lsdException w:name="annotation subject" w:semiHidden="1" w:unhideWhenUsed="1"/>
     <w:lsdException w:name="No List" w:semiHidden="1" w:unhideWhenUsed="1"/>
     <w:lsdException w:name="Outline List 1" w:semiHidden="1" w:unhideWhenUsed="1"/>
@@ -4244,10 +4963,8 @@
     <w:lsdException w:name="Table Elegant" w:semiHidden="1" w:unhideWhenUsed="1"/>
     <w:lsdException w:name="Table Professional" w:semiHidden="1" w:unhideWhenUsed="1"/>
     <w:lsdException w:name="Table Subtle 1" w:semiHidden="1" w:unhideWhenUsed="1"/>
-    <w:lsdException w:name="Table Subtle 2" w:semiHidden="1" w:unhideWhenUsed="1"/>
     <w:lsdException w:name="Table Web 1" w:semiHidden="1" w:unhideWhenUsed="1"/>
     <w:lsdException w:name="Table Web 2" w:semiHidden="1" w:unhideWhenUsed="1"/>
-    <w:lsdException w:name="Table Web 3" w:semiHidden="1" w:unhideWhenUsed="1"/>
     <w:lsdException w:name="Balloon Text" w:semiHidden="1" w:unhideWhenUsed="1"/>
     <w:lsdException w:name="Table Grid" w:uiPriority="39"/>
     <w:lsdException w:name="Table Theme" w:semiHidden="1" w:unhideWhenUsed="1"/>
@@ -4466,6 +5183,10 @@
     <w:lsdException w:name="List Table 5 Dark Accent 6" w:uiPriority="50"/>
     <w:lsdException w:name="List Table 6 Colorful Accent 6" w:uiPriority="51"/>
     <w:lsdException w:name="List Table 7 Colorful Accent 6" w:uiPriority="52"/>
+    <w:lsdException w:name="Mention" w:semiHidden="1" w:unhideWhenUsed="1"/>
+    <w:lsdException w:name="Smart Hyperlink" w:semiHidden="1" w:unhideWhenUsed="1"/>
+    <w:lsdException w:name="Hashtag" w:semiHidden="1" w:unhideWhenUsed="1"/>
+    <w:lsdException w:name="Unresolved Mention" w:semiHidden="1" w:unhideWhenUsed="1"/>
   </w:latentStyles>
   <w:style w:type="paragraph" w:default="1" w:styleId="a">
     <w:name w:val="Normal"/>
@@ -4527,6 +5248,18 @@
       <w:autoSpaceDN w:val="0"/>
       <w:spacing w:after="0" w:line="240" w:lineRule="auto"/>
     </w:pPr>
+  </w:style>
+  <w:style w:type="character" w:styleId="a5">
+    <w:name w:val="Unresolved Mention"/>
+    <w:basedOn w:val="a0"/>
+    <w:uiPriority w:val="99"/>
+    <w:semiHidden/>
+    <w:unhideWhenUsed/>
+    <w:rsid w:val="0069060D"/>
+    <w:rPr>
+      <w:color w:val="605E5C"/>
+      <w:shd w:val="clear" w:color="auto" w:fill="E1DFDD"/>
+    </w:rPr>
   </w:style>
 </w:styles>
 </file>

--- a/docs/tech/jmeter/Recording 후,  JMeter로 성능 테스트 하는 절차.docx
+++ b/docs/tech/jmeter/Recording 후,  JMeter로 성능 테스트 하는 절차.docx
@@ -32,30 +32,31 @@
           <w:b/>
           <w:sz w:val="28"/>
         </w:rPr>
-        <w:t xml:space="preserve">ecording </w:t>
-      </w:r>
-      <w:r>
-        <w:rPr>
-          <w:rFonts w:hint="eastAsia"/>
+        <w:t>ecordin</w:t>
+      </w:r>
+      <w:bookmarkStart w:id="0" w:name="_GoBack"/>
+      <w:bookmarkEnd w:id="0"/>
+      <w:r>
+        <w:rPr>
           <w:b/>
           <w:sz w:val="28"/>
         </w:rPr>
-        <w:t>후,</w:t>
-      </w:r>
-      <w:r>
-        <w:rPr>
+        <w:t xml:space="preserve">g </w:t>
+      </w:r>
+      <w:r>
+        <w:rPr>
+          <w:rFonts w:hint="eastAsia"/>
           <w:b/>
           <w:sz w:val="28"/>
         </w:rPr>
-        <w:t xml:space="preserve"> csv</w:t>
-      </w:r>
-      <w:r>
-        <w:rPr>
-          <w:rFonts w:hint="eastAsia"/>
+        <w:t>후,</w:t>
+      </w:r>
+      <w:r>
+        <w:rPr>
           <w:b/>
           <w:sz w:val="28"/>
         </w:rPr>
-        <w:t>를 활용하여</w:t>
+        <w:t xml:space="preserve"> csv</w:t>
       </w:r>
       <w:r>
         <w:rPr>
@@ -63,22 +64,22 @@
           <w:b/>
           <w:sz w:val="28"/>
         </w:rPr>
-        <w:t xml:space="preserve"> 다른 아이디로 로그인 하여 </w:t>
-      </w:r>
-      <w:r>
-        <w:rPr>
+        <w:t>를 활용하여</w:t>
+      </w:r>
+      <w:r>
+        <w:rPr>
+          <w:rFonts w:hint="eastAsia"/>
           <w:b/>
           <w:sz w:val="28"/>
         </w:rPr>
-        <w:t xml:space="preserve"> JMeter</w:t>
-      </w:r>
-      <w:r>
-        <w:rPr>
-          <w:rFonts w:hint="eastAsia"/>
+        <w:t xml:space="preserve"> 다른 아이디로 로그인 하여 </w:t>
+      </w:r>
+      <w:r>
+        <w:rPr>
           <w:b/>
           <w:sz w:val="28"/>
         </w:rPr>
-        <w:t xml:space="preserve">로 성능 </w:t>
+        <w:t xml:space="preserve"> JMeter</w:t>
       </w:r>
       <w:r>
         <w:rPr>
@@ -86,6 +87,14 @@
           <w:b/>
           <w:sz w:val="28"/>
         </w:rPr>
+        <w:t xml:space="preserve">로 성능 </w:t>
+      </w:r>
+      <w:r>
+        <w:rPr>
+          <w:rFonts w:hint="eastAsia"/>
+          <w:b/>
+          <w:sz w:val="28"/>
+        </w:rPr>
         <w:t>테스트 하는 절차]</w:t>
       </w:r>
     </w:p>
@@ -112,8 +121,6 @@
         </w:rPr>
         <w:t>1. 설치</w:t>
       </w:r>
-      <w:bookmarkStart w:id="0" w:name="_GoBack"/>
-      <w:bookmarkEnd w:id="0"/>
     </w:p>
     <w:p>
       <w:pPr>
@@ -1342,9 +1349,6 @@
     <w:p>
       <w:pPr>
         <w:pStyle w:val="a4"/>
-        <w:rPr>
-          <w:rFonts w:hint="eastAsia"/>
-        </w:rPr>
       </w:pPr>
       <w:r>
         <w:rPr>
@@ -1487,9 +1491,6 @@
     <w:p>
       <w:pPr>
         <w:pStyle w:val="a4"/>
-        <w:rPr>
-          <w:rFonts w:hint="eastAsia"/>
-        </w:rPr>
       </w:pPr>
     </w:p>
     <w:p>
@@ -3243,7 +3244,6 @@
       <w:pPr>
         <w:pStyle w:val="a4"/>
         <w:rPr>
-          <w:rFonts w:hint="eastAsia"/>
           <w:szCs w:val="26"/>
         </w:rPr>
       </w:pPr>
@@ -3300,7 +3300,6 @@
       <w:pPr>
         <w:pStyle w:val="a4"/>
         <w:rPr>
-          <w:rFonts w:hint="eastAsia"/>
           <w:szCs w:val="26"/>
         </w:rPr>
       </w:pPr>
@@ -4627,7 +4626,6 @@
         <w:pStyle w:val="a4"/>
         <w:ind w:firstLine="195"/>
         <w:rPr>
-          <w:rFonts w:hint="eastAsia"/>
           <w:szCs w:val="26"/>
         </w:rPr>
       </w:pPr>
@@ -4784,6 +4782,299 @@
             </a:graphic>
           </wp:inline>
         </w:drawing>
+      </w:r>
+    </w:p>
+    <w:p>
+      <w:pPr>
+        <w:pStyle w:val="a4"/>
+        <w:rPr>
+          <w:szCs w:val="26"/>
+        </w:rPr>
+      </w:pPr>
+    </w:p>
+    <w:p>
+      <w:pPr>
+        <w:pStyle w:val="a4"/>
+        <w:rPr>
+          <w:szCs w:val="26"/>
+        </w:rPr>
+      </w:pPr>
+    </w:p>
+    <w:p>
+      <w:pPr>
+        <w:pStyle w:val="a4"/>
+        <w:rPr>
+          <w:szCs w:val="26"/>
+        </w:rPr>
+      </w:pPr>
+    </w:p>
+    <w:p>
+      <w:pPr>
+        <w:pStyle w:val="a4"/>
+        <w:rPr>
+          <w:szCs w:val="26"/>
+        </w:rPr>
+      </w:pPr>
+      <w:r>
+        <w:rPr>
+          <w:rFonts w:hint="eastAsia"/>
+          <w:szCs w:val="26"/>
+        </w:rPr>
+        <w:t>*</w:t>
+      </w:r>
+      <w:r>
+        <w:rPr>
+          <w:szCs w:val="26"/>
+        </w:rPr>
+        <w:t xml:space="preserve"> </w:t>
+      </w:r>
+      <w:proofErr w:type="spellStart"/>
+      <w:r>
+        <w:rPr>
+          <w:szCs w:val="26"/>
+        </w:rPr>
+        <w:t>jmeter</w:t>
+      </w:r>
+      <w:proofErr w:type="spellEnd"/>
+      <w:r>
+        <w:rPr>
+          <w:rFonts w:hint="eastAsia"/>
+          <w:szCs w:val="26"/>
+        </w:rPr>
+        <w:t xml:space="preserve">를 </w:t>
+      </w:r>
+      <w:proofErr w:type="gramStart"/>
+      <w:r>
+        <w:rPr>
+          <w:rFonts w:hint="eastAsia"/>
+          <w:szCs w:val="26"/>
+        </w:rPr>
+        <w:t>실행 하기</w:t>
+      </w:r>
+      <w:proofErr w:type="gramEnd"/>
+      <w:r>
+        <w:rPr>
+          <w:rFonts w:hint="eastAsia"/>
+          <w:szCs w:val="26"/>
+        </w:rPr>
+        <w:t xml:space="preserve"> 전에,</w:t>
+      </w:r>
+      <w:r>
+        <w:rPr>
+          <w:szCs w:val="26"/>
+        </w:rPr>
+        <w:t xml:space="preserve"> </w:t>
+      </w:r>
+      <w:r>
+        <w:rPr>
+          <w:rFonts w:hint="eastAsia"/>
+          <w:szCs w:val="26"/>
+        </w:rPr>
+        <w:t>테스트를 할 서버에 접속하여</w:t>
+      </w:r>
+    </w:p>
+    <w:p>
+      <w:pPr>
+        <w:pStyle w:val="a4"/>
+        <w:ind w:firstLine="800"/>
+        <w:rPr>
+          <w:szCs w:val="26"/>
+        </w:rPr>
+      </w:pPr>
+      <w:proofErr w:type="spellStart"/>
+      <w:r>
+        <w:rPr>
+          <w:rFonts w:hint="eastAsia"/>
+          <w:szCs w:val="26"/>
+        </w:rPr>
+        <w:t>d</w:t>
+      </w:r>
+      <w:r>
+        <w:rPr>
+          <w:szCs w:val="26"/>
+        </w:rPr>
+        <w:t>stat</w:t>
+      </w:r>
+      <w:proofErr w:type="spellEnd"/>
+      <w:r>
+        <w:rPr>
+          <w:szCs w:val="26"/>
+        </w:rPr>
+        <w:t xml:space="preserve"> -</w:t>
+      </w:r>
+      <w:proofErr w:type="spellStart"/>
+      <w:r>
+        <w:rPr>
+          <w:szCs w:val="26"/>
+        </w:rPr>
+        <w:t>cmt</w:t>
+      </w:r>
+      <w:proofErr w:type="spellEnd"/>
+      <w:r>
+        <w:rPr>
+          <w:szCs w:val="26"/>
+        </w:rPr>
+        <w:t xml:space="preserve"> --output </w:t>
+      </w:r>
+      <w:r>
+        <w:rPr>
+          <w:rFonts w:hint="eastAsia"/>
+          <w:szCs w:val="26"/>
+        </w:rPr>
+        <w:t>결과파일경로.</w:t>
+      </w:r>
+    </w:p>
+    <w:p>
+      <w:pPr>
+        <w:pStyle w:val="a4"/>
+        <w:rPr>
+          <w:szCs w:val="26"/>
+        </w:rPr>
+      </w:pPr>
+      <w:r>
+        <w:rPr>
+          <w:rFonts w:hint="eastAsia"/>
+          <w:szCs w:val="26"/>
+        </w:rPr>
+        <w:t xml:space="preserve">명령으로 </w:t>
+      </w:r>
+      <w:proofErr w:type="spellStart"/>
+      <w:r>
+        <w:rPr>
+          <w:szCs w:val="26"/>
+        </w:rPr>
+        <w:t>cpu</w:t>
+      </w:r>
+      <w:proofErr w:type="spellEnd"/>
+      <w:r>
+        <w:rPr>
+          <w:szCs w:val="26"/>
+        </w:rPr>
+        <w:t xml:space="preserve"> </w:t>
+      </w:r>
+      <w:r>
+        <w:rPr>
+          <w:rFonts w:hint="eastAsia"/>
+          <w:szCs w:val="26"/>
+        </w:rPr>
+        <w:t>사용률,</w:t>
+      </w:r>
+      <w:r>
+        <w:rPr>
+          <w:szCs w:val="26"/>
+        </w:rPr>
+        <w:t xml:space="preserve"> </w:t>
+      </w:r>
+      <w:r>
+        <w:rPr>
+          <w:rFonts w:hint="eastAsia"/>
+          <w:szCs w:val="26"/>
+        </w:rPr>
+        <w:t>m</w:t>
+      </w:r>
+      <w:r>
+        <w:rPr>
+          <w:szCs w:val="26"/>
+        </w:rPr>
+        <w:t xml:space="preserve">emory </w:t>
+      </w:r>
+      <w:r>
+        <w:rPr>
+          <w:rFonts w:hint="eastAsia"/>
+          <w:szCs w:val="26"/>
+        </w:rPr>
+        <w:t>사용률,</w:t>
+      </w:r>
+      <w:r>
+        <w:rPr>
+          <w:szCs w:val="26"/>
+        </w:rPr>
+        <w:t xml:space="preserve"> </w:t>
+      </w:r>
+      <w:r>
+        <w:rPr>
+          <w:rFonts w:hint="eastAsia"/>
+          <w:szCs w:val="26"/>
+        </w:rPr>
+        <w:t>시간의 결과를 얻습니다.</w:t>
+      </w:r>
+    </w:p>
+    <w:p>
+      <w:pPr>
+        <w:pStyle w:val="a4"/>
+        <w:rPr>
+          <w:rFonts w:hint="eastAsia"/>
+          <w:szCs w:val="26"/>
+        </w:rPr>
+      </w:pPr>
+      <w:proofErr w:type="spellStart"/>
+      <w:r>
+        <w:rPr>
+          <w:szCs w:val="26"/>
+        </w:rPr>
+        <w:t>cpu</w:t>
+      </w:r>
+      <w:proofErr w:type="spellEnd"/>
+      <w:r>
+        <w:rPr>
+          <w:rFonts w:hint="eastAsia"/>
+          <w:szCs w:val="26"/>
+        </w:rPr>
+        <w:t xml:space="preserve">는 </w:t>
+      </w:r>
+      <w:proofErr w:type="spellStart"/>
+      <w:r>
+        <w:rPr>
+          <w:szCs w:val="26"/>
+        </w:rPr>
+        <w:t>usr</w:t>
+      </w:r>
+      <w:proofErr w:type="spellEnd"/>
+      <w:r>
+        <w:rPr>
+          <w:rFonts w:hint="eastAsia"/>
+          <w:szCs w:val="26"/>
+        </w:rPr>
+        <w:t xml:space="preserve"> </w:t>
+      </w:r>
+      <w:r>
+        <w:rPr>
+          <w:szCs w:val="26"/>
+        </w:rPr>
+        <w:t>+ sys</w:t>
+      </w:r>
+      <w:r>
+        <w:rPr>
+          <w:rFonts w:hint="eastAsia"/>
+          <w:szCs w:val="26"/>
+        </w:rPr>
+        <w:t>가 총 사용량이고,</w:t>
+      </w:r>
+      <w:r>
+        <w:rPr>
+          <w:szCs w:val="26"/>
+        </w:rPr>
+        <w:t xml:space="preserve"> memory</w:t>
+      </w:r>
+      <w:r>
+        <w:rPr>
+          <w:rFonts w:hint="eastAsia"/>
+          <w:szCs w:val="26"/>
+        </w:rPr>
+        <w:t xml:space="preserve">는 </w:t>
+      </w:r>
+      <w:r>
+        <w:rPr>
+          <w:szCs w:val="26"/>
+        </w:rPr>
+        <w:t>used</w:t>
+      </w:r>
+      <w:r>
+        <w:rPr>
+          <w:rFonts w:hint="eastAsia"/>
+          <w:szCs w:val="26"/>
+        </w:rPr>
+        <w:t>가 사용량입니다.</w:t>
       </w:r>
     </w:p>
     <w:sectPr>
@@ -4920,6 +5211,7 @@
     <w:lsdException w:name="HTML Sample" w:semiHidden="1" w:unhideWhenUsed="1"/>
     <w:lsdException w:name="HTML Typewriter" w:semiHidden="1" w:unhideWhenUsed="1"/>
     <w:lsdException w:name="HTML Variable" w:semiHidden="1" w:unhideWhenUsed="1"/>
+    <w:lsdException w:name="Normal Table" w:semiHidden="1" w:unhideWhenUsed="1"/>
     <w:lsdException w:name="annotation subject" w:semiHidden="1" w:unhideWhenUsed="1"/>
     <w:lsdException w:name="No List" w:semiHidden="1" w:unhideWhenUsed="1"/>
     <w:lsdException w:name="Outline List 1" w:semiHidden="1" w:unhideWhenUsed="1"/>
@@ -4963,8 +5255,10 @@
     <w:lsdException w:name="Table Elegant" w:semiHidden="1" w:unhideWhenUsed="1"/>
     <w:lsdException w:name="Table Professional" w:semiHidden="1" w:unhideWhenUsed="1"/>
     <w:lsdException w:name="Table Subtle 1" w:semiHidden="1" w:unhideWhenUsed="1"/>
+    <w:lsdException w:name="Table Subtle 2" w:semiHidden="1" w:unhideWhenUsed="1"/>
     <w:lsdException w:name="Table Web 1" w:semiHidden="1" w:unhideWhenUsed="1"/>
     <w:lsdException w:name="Table Web 2" w:semiHidden="1" w:unhideWhenUsed="1"/>
+    <w:lsdException w:name="Table Web 3" w:semiHidden="1" w:unhideWhenUsed="1"/>
     <w:lsdException w:name="Balloon Text" w:semiHidden="1" w:unhideWhenUsed="1"/>
     <w:lsdException w:name="Table Grid" w:uiPriority="39"/>
     <w:lsdException w:name="Table Theme" w:semiHidden="1" w:unhideWhenUsed="1"/>
